--- a/WP DLA/Presentation/V-Intelligence_UEBA_Technical_Leave-Behind.docx
+++ b/WP DLA/Presentation/V-Intelligence_UEBA_Technical_Leave-Behind.docx
@@ -156,7 +156,7 @@
         <w:t xml:space="preserve">Result: </w:t>
       </w:r>
       <w:r>
-        <w:t>the multi-front threat-profile detector (the primary detector) caught all four by named known-bad technique (C2-beacon, DGA, LOTL-process, cohort-rare access, recon-fanout, insider-collection) at zero false positives; embedding composite scoring also surfaced all four (ranks 1, 2, 7, and 24 of 250) at an 8.1 percent false-positive operating point, where Isolation Forest, One-Class SVM, and Local Outlier Factor each caught zero of four and a z-score method caught one of four.</w:t>
+        <w:t>the multi-front threat-profile detector (the primary detector) caught all four by named known-bad technique (C2-beacon, DGA, LOTL-process, cohort-rare access, recon-fanout, insider-collection) at zero false positives; embedding composite scoring also surfaced all four (ranks 1, 2, 7, and 30 of 250) at a 10.6 percent false-positive operating point, where Isolation Forest, One-Class SVM, and Local Outlier Factor each caught zero of four and a z-score method caught one of four.</w:t>
       </w:r>
     </w:p>
     <w:p>
